--- a/purchase_return_wizard/Purchase Return & Vendor Credit Wizard — System Manual.docx
+++ b/purchase_return_wizard/Purchase Return & Vendor Credit Wizard — System Manual.docx
@@ -7,7 +7,7 @@
         <w:pStyle w:val="Heading1"/>
       </w:pPr>
       <w:r>
-        <w:t xml:space="preserve">Purchase Return &amp; Vendor Credit Wizard — System Manual</w:t>
+        <w:t xml:space="preserve">Purchase Return &amp; Vendor Credit Wizard — System Manual (Odoo 16, 17 &amp; 18)</w:t>
       </w:r>
     </w:p>
     <w:p>
@@ -44,8 +44,8 @@
         <w:tblLook w:val="04A0" w:firstRow="1" w:lastRow="0" w:firstColumn="0" w:lastColumn="0" w:noHBand="0" w:noVBand="1"/>
       </w:tblPr>
       <w:tblGrid>
-        <w:gridCol w:w="3278"/>
-        <w:gridCol w:w="6081"/>
+        <w:gridCol w:w="2612"/>
+        <w:gridCol w:w="6747"/>
       </w:tblGrid>
       <w:tr>
         <w:trPr>
@@ -53,7 +53,7 @@
         </w:trPr>
         <w:tc>
           <w:tcPr>
-            <w:tcW w:w="3278" w:type="dxa"/>
+            <w:tcW w:w="2612" w:type="dxa"/>
             <w:shd w:val="clear" w:color="auto" w:fill="F2F2F2"/>
           </w:tcPr>
           <w:p>
@@ -65,7 +65,7 @@
         </w:tc>
         <w:tc>
           <w:tcPr>
-            <w:tcW w:w="6081" w:type="dxa"/>
+            <w:tcW w:w="6747" w:type="dxa"/>
             <w:shd w:val="clear" w:color="auto" w:fill="F2F2F2"/>
           </w:tcPr>
           <w:p>
@@ -79,7 +79,7 @@
       <w:tr>
         <w:tc>
           <w:tcPr>
-            <w:tcW w:w="3278" w:type="dxa"/>
+            <w:tcW w:w="2612" w:type="dxa"/>
           </w:tcPr>
           <w:p>
             <w:pPr/>
@@ -90,7 +90,7 @@
         </w:tc>
         <w:tc>
           <w:tcPr>
-            <w:tcW w:w="6081" w:type="dxa"/>
+            <w:tcW w:w="6747" w:type="dxa"/>
           </w:tcPr>
           <w:p>
             <w:pPr/>
@@ -106,31 +106,31 @@
       <w:tr>
         <w:tc>
           <w:tcPr>
-            <w:tcW w:w="3278" w:type="dxa"/>
-          </w:tcPr>
-          <w:p>
-            <w:pPr/>
-            <w:r>
-              <w:t xml:space="preserve">Version</w:t>
-            </w:r>
-          </w:p>
-        </w:tc>
-        <w:tc>
-          <w:tcPr>
-            <w:tcW w:w="6081" w:type="dxa"/>
-          </w:tcPr>
-          <w:p>
-            <w:pPr/>
-            <w:r>
-              <w:t xml:space="preserve">16.0.1.1.0</w:t>
-            </w:r>
-          </w:p>
-        </w:tc>
-      </w:tr>
-      <w:tr>
-        <w:tc>
-          <w:tcPr>
-            <w:tcW w:w="3278" w:type="dxa"/>
+            <w:tcW w:w="2612" w:type="dxa"/>
+          </w:tcPr>
+          <w:p>
+            <w:pPr/>
+            <w:r>
+              <w:t xml:space="preserve">Editions</w:t>
+            </w:r>
+          </w:p>
+        </w:tc>
+        <w:tc>
+          <w:tcPr>
+            <w:tcW w:w="6747" w:type="dxa"/>
+          </w:tcPr>
+          <w:p>
+            <w:pPr/>
+            <w:r>
+              <w:t xml:space="preserve">18.0.1.0.0 for Odoo 18, 17.0.1.0.1 for Odoo 17, 16.0.1.2.0 for Odoo 16 (separate zips, same features)</w:t>
+            </w:r>
+          </w:p>
+        </w:tc>
+      </w:tr>
+      <w:tr>
+        <w:tc>
+          <w:tcPr>
+            <w:tcW w:w="2612" w:type="dxa"/>
           </w:tcPr>
           <w:p>
             <w:pPr/>
@@ -141,20 +141,20 @@
         </w:tc>
         <w:tc>
           <w:tcPr>
-            <w:tcW w:w="6081" w:type="dxa"/>
-          </w:tcPr>
-          <w:p>
-            <w:pPr/>
-            <w:r>
-              <w:t xml:space="preserve">16.0 (Community or Enterprise)</w:t>
-            </w:r>
-          </w:p>
-        </w:tc>
-      </w:tr>
-      <w:tr>
-        <w:tc>
-          <w:tcPr>
-            <w:tcW w:w="3278" w:type="dxa"/>
+            <w:tcW w:w="6747" w:type="dxa"/>
+          </w:tcPr>
+          <w:p>
+            <w:pPr/>
+            <w:r>
+              <w:t xml:space="preserve">18.0, 17.0 or 16.0, Community or Enterprise</w:t>
+            </w:r>
+          </w:p>
+        </w:tc>
+      </w:tr>
+      <w:tr>
+        <w:tc>
+          <w:tcPr>
+            <w:tcW w:w="2612" w:type="dxa"/>
           </w:tcPr>
           <w:p>
             <w:pPr/>
@@ -165,7 +165,7 @@
         </w:tc>
         <w:tc>
           <w:tcPr>
-            <w:tcW w:w="6081" w:type="dxa"/>
+            <w:tcW w:w="6747" w:type="dxa"/>
           </w:tcPr>
           <w:p>
             <w:pPr/>
@@ -190,7 +190,7 @@
       <w:tr>
         <w:tc>
           <w:tcPr>
-            <w:tcW w:w="3278" w:type="dxa"/>
+            <w:tcW w:w="2612" w:type="dxa"/>
           </w:tcPr>
           <w:p>
             <w:pPr/>
@@ -201,7 +201,7 @@
         </w:tc>
         <w:tc>
           <w:tcPr>
-            <w:tcW w:w="6081" w:type="dxa"/>
+            <w:tcW w:w="6747" w:type="dxa"/>
           </w:tcPr>
           <w:p>
             <w:pPr/>
@@ -214,7 +214,7 @@
       <w:tr>
         <w:tc>
           <w:tcPr>
-            <w:tcW w:w="3278" w:type="dxa"/>
+            <w:tcW w:w="2612" w:type="dxa"/>
           </w:tcPr>
           <w:p>
             <w:pPr/>
@@ -225,7 +225,7 @@
         </w:tc>
         <w:tc>
           <w:tcPr>
-            <w:tcW w:w="6081" w:type="dxa"/>
+            <w:tcW w:w="6747" w:type="dxa"/>
           </w:tcPr>
           <w:p>
             <w:pPr/>
@@ -412,6 +412,393 @@
     </w:p>
     <w:p>
       <w:pPr>
+        <w:pStyle w:val="Heading3"/>
+      </w:pPr>
+      <w:r>
+        <w:t xml:space="preserve">1.1 Odoo 16, 17 and 18 editions</w:t>
+      </w:r>
+    </w:p>
+    <w:p>
+      <w:pPr/>
+      <w:r>
+        <w:t xml:space="preserve">All three editions behave the same for the user. Everything in this manual applies to all of them, apart from the differences below.</w:t>
+      </w:r>
+    </w:p>
+    <w:tbl>
+      <w:tblPr>
+        <w:tblStyle w:val="TableGrid"/>
+        <w:tblW w:w="0" w:type="auto"/>
+        <w:tblLayout w:type="fixed"/>
+        <w:tblLook w:val="04A0" w:firstRow="1" w:lastRow="0" w:firstColumn="0" w:lastColumn="0" w:noHBand="0" w:noVBand="1"/>
+      </w:tblPr>
+      <w:tblGrid>
+        <w:gridCol w:w="2036"/>
+        <w:gridCol w:w="2171"/>
+        <w:gridCol w:w="2698"/>
+        <w:gridCol w:w="2454"/>
+      </w:tblGrid>
+      <w:tr>
+        <w:trPr>
+          <w:tblHeader/>
+        </w:trPr>
+        <w:tc>
+          <w:tcPr>
+            <w:tcW w:w="2036" w:type="dxa"/>
+            <w:shd w:val="clear" w:color="auto" w:fill="F2F2F2"/>
+          </w:tcPr>
+          <w:p>
+            <w:pPr/>
+            <w:r>
+              <w:t xml:space="preserve">Area</w:t>
+            </w:r>
+          </w:p>
+        </w:tc>
+        <w:tc>
+          <w:tcPr>
+            <w:tcW w:w="2171" w:type="dxa"/>
+            <w:shd w:val="clear" w:color="auto" w:fill="F2F2F2"/>
+          </w:tcPr>
+          <w:p>
+            <w:pPr/>
+            <w:r>
+              <w:t xml:space="preserve">Odoo 16 edition</w:t>
+            </w:r>
+          </w:p>
+        </w:tc>
+        <w:tc>
+          <w:tcPr>
+            <w:tcW w:w="2698" w:type="dxa"/>
+            <w:shd w:val="clear" w:color="auto" w:fill="F2F2F2"/>
+          </w:tcPr>
+          <w:p>
+            <w:pPr/>
+            <w:r>
+              <w:t xml:space="preserve">Odoo 17 edition</w:t>
+            </w:r>
+          </w:p>
+        </w:tc>
+        <w:tc>
+          <w:tcPr>
+            <w:tcW w:w="2454" w:type="dxa"/>
+            <w:shd w:val="clear" w:color="auto" w:fill="F2F2F2"/>
+          </w:tcPr>
+          <w:p>
+            <w:pPr/>
+            <w:r>
+              <w:t xml:space="preserve">Odoo 18 edition</w:t>
+            </w:r>
+          </w:p>
+        </w:tc>
+      </w:tr>
+      <w:tr>
+        <w:tc>
+          <w:tcPr>
+            <w:tcW w:w="2036" w:type="dxa"/>
+          </w:tcPr>
+          <w:p>
+            <w:pPr/>
+            <w:r>
+              <w:t xml:space="preserve">Module version</w:t>
+            </w:r>
+          </w:p>
+        </w:tc>
+        <w:tc>
+          <w:tcPr>
+            <w:tcW w:w="2171" w:type="dxa"/>
+          </w:tcPr>
+          <w:p>
+            <w:pPr/>
+            <w:r>
+              <w:t xml:space="preserve">16.0.1.2.0</w:t>
+            </w:r>
+          </w:p>
+        </w:tc>
+        <w:tc>
+          <w:tcPr>
+            <w:tcW w:w="2698" w:type="dxa"/>
+          </w:tcPr>
+          <w:p>
+            <w:pPr/>
+            <w:r>
+              <w:t xml:space="preserve">17.0.1.0.1</w:t>
+            </w:r>
+          </w:p>
+        </w:tc>
+        <w:tc>
+          <w:tcPr>
+            <w:tcW w:w="2454" w:type="dxa"/>
+          </w:tcPr>
+          <w:p>
+            <w:pPr/>
+            <w:r>
+              <w:t xml:space="preserve">18.0.1.0.0</w:t>
+            </w:r>
+          </w:p>
+        </w:tc>
+      </w:tr>
+      <w:tr>
+        <w:tc>
+          <w:tcPr>
+            <w:tcW w:w="2036" w:type="dxa"/>
+          </w:tcPr>
+          <w:p>
+            <w:pPr/>
+            <w:r>
+              <w:rPr>
+                <w:b/>
+              </w:rPr>
+              <w:t xml:space="preserve">Action</w:t>
+            </w:r>
+            <w:r>
+              <w:t xml:space="preserve"> column in the wizard</w:t>
+            </w:r>
+          </w:p>
+        </w:tc>
+        <w:tc>
+          <w:tcPr>
+            <w:tcW w:w="2171" w:type="dxa"/>
+          </w:tcPr>
+          <w:p>
+            <w:pPr/>
+            <w:r>
+              <w:t xml:space="preserve">Keep / Return radio buttons</w:t>
+            </w:r>
+          </w:p>
+        </w:tc>
+        <w:tc>
+          <w:tcPr>
+            <w:tcW w:w="2698" w:type="dxa"/>
+          </w:tcPr>
+          <w:p>
+            <w:pPr/>
+            <w:r>
+              <w:rPr>
+                <w:i/>
+              </w:rPr>
+              <w:t xml:space="preserve">Keep</w:t>
+            </w:r>
+            <w:r>
+              <w:t xml:space="preserve"> / </w:t>
+            </w:r>
+            <w:r>
+              <w:rPr>
+                <w:i/>
+              </w:rPr>
+              <w:t xml:space="preserve">Return</w:t>
+            </w:r>
+            <w:r>
+              <w:t xml:space="preserve"> text; Keep and Return pills while editing a row</w:t>
+            </w:r>
+          </w:p>
+        </w:tc>
+        <w:tc>
+          <w:tcPr>
+            <w:tcW w:w="2454" w:type="dxa"/>
+          </w:tcPr>
+          <w:p>
+            <w:pPr/>
+            <w:r>
+              <w:t xml:space="preserve">Same as Odoo 17</w:t>
+            </w:r>
+          </w:p>
+        </w:tc>
+      </w:tr>
+      <w:tr>
+        <w:tc>
+          <w:tcPr>
+            <w:tcW w:w="2036" w:type="dxa"/>
+          </w:tcPr>
+          <w:p>
+            <w:pPr/>
+            <w:r>
+              <w:t xml:space="preserve">Look and feel</w:t>
+            </w:r>
+          </w:p>
+        </w:tc>
+        <w:tc>
+          <w:tcPr>
+            <w:tcW w:w="2171" w:type="dxa"/>
+          </w:tcPr>
+          <w:p>
+            <w:pPr/>
+            <w:r>
+              <w:t xml:space="preserve">Odoo 16 web client</w:t>
+            </w:r>
+          </w:p>
+        </w:tc>
+        <w:tc>
+          <w:tcPr>
+            <w:tcW w:w="2698" w:type="dxa"/>
+          </w:tcPr>
+          <w:p>
+            <w:pPr/>
+            <w:r>
+              <w:t xml:space="preserve">Odoo 17 web client</w:t>
+            </w:r>
+          </w:p>
+        </w:tc>
+        <w:tc>
+          <w:tcPr>
+            <w:tcW w:w="2454" w:type="dxa"/>
+          </w:tcPr>
+          <w:p>
+            <w:pPr/>
+            <w:r>
+              <w:t xml:space="preserve">Odoo 18 web client</w:t>
+            </w:r>
+          </w:p>
+        </w:tc>
+      </w:tr>
+      <w:tr>
+        <w:tc>
+          <w:tcPr>
+            <w:tcW w:w="2036" w:type="dxa"/>
+          </w:tcPr>
+          <w:p>
+            <w:pPr/>
+            <w:r>
+              <w:t xml:space="preserve">Quantity-capped warning</w:t>
+            </w:r>
+          </w:p>
+        </w:tc>
+        <w:tc>
+          <w:tcPr>
+            <w:tcW w:w="2171" w:type="dxa"/>
+          </w:tcPr>
+          <w:p>
+            <w:pPr/>
+            <w:r>
+              <w:t xml:space="preserve">Dialog</w:t>
+            </w:r>
+          </w:p>
+        </w:tc>
+        <w:tc>
+          <w:tcPr>
+            <w:tcW w:w="2698" w:type="dxa"/>
+          </w:tcPr>
+          <w:p>
+            <w:pPr/>
+            <w:r>
+              <w:t xml:space="preserve">Dialog</w:t>
+            </w:r>
+          </w:p>
+        </w:tc>
+        <w:tc>
+          <w:tcPr>
+            <w:tcW w:w="2454" w:type="dxa"/>
+          </w:tcPr>
+          <w:p>
+            <w:pPr/>
+            <w:r>
+              <w:t xml:space="preserve">Dialog</w:t>
+            </w:r>
+          </w:p>
+        </w:tc>
+      </w:tr>
+      <w:tr>
+        <w:tc>
+          <w:tcPr>
+            <w:tcW w:w="2036" w:type="dxa"/>
+          </w:tcPr>
+          <w:p>
+            <w:pPr/>
+            <w:r>
+              <w:t xml:space="preserve">Products listed</w:t>
+            </w:r>
+          </w:p>
+        </w:tc>
+        <w:tc>
+          <w:tcPr>
+            <w:tcW w:w="2171" w:type="dxa"/>
+          </w:tcPr>
+          <w:p>
+            <w:pPr/>
+            <w:r>
+              <w:t xml:space="preserve">Storable and consumable</w:t>
+            </w:r>
+          </w:p>
+        </w:tc>
+        <w:tc>
+          <w:tcPr>
+            <w:tcW w:w="2698" w:type="dxa"/>
+          </w:tcPr>
+          <w:p>
+            <w:pPr/>
+            <w:r>
+              <w:t xml:space="preserve">Storable and consumable</w:t>
+            </w:r>
+          </w:p>
+        </w:tc>
+        <w:tc>
+          <w:tcPr>
+            <w:tcW w:w="2454" w:type="dxa"/>
+          </w:tcPr>
+          <w:p>
+            <w:pPr/>
+            <w:r>
+              <w:t xml:space="preserve">Goods (type </w:t>
+            </w:r>
+            <w:r>
+              <w:rPr>
+                <w:i/>
+              </w:rPr>
+              <w:t xml:space="preserve">Goods</w:t>
+            </w:r>
+            <w:r>
+              <w:t xml:space="preserve">, tracked or not); services excluded</w:t>
+            </w:r>
+          </w:p>
+        </w:tc>
+      </w:tr>
+      <w:tr>
+        <w:tc>
+          <w:tcPr>
+            <w:tcW w:w="2036" w:type="dxa"/>
+          </w:tcPr>
+          <w:p>
+            <w:pPr/>
+            <w:r>
+              <w:t xml:space="preserve">Automated tests</w:t>
+            </w:r>
+          </w:p>
+        </w:tc>
+        <w:tc>
+          <w:tcPr>
+            <w:tcW w:w="2171" w:type="dxa"/>
+          </w:tcPr>
+          <w:p>
+            <w:pPr/>
+            <w:r>
+              <w:t xml:space="preserve">26, passing on Odoo 16</w:t>
+            </w:r>
+          </w:p>
+        </w:tc>
+        <w:tc>
+          <w:tcPr>
+            <w:tcW w:w="2698" w:type="dxa"/>
+          </w:tcPr>
+          <w:p>
+            <w:pPr/>
+            <w:r>
+              <w:t xml:space="preserve">26, passing on Odoo 17</w:t>
+            </w:r>
+          </w:p>
+        </w:tc>
+        <w:tc>
+          <w:tcPr>
+            <w:tcW w:w="2454" w:type="dxa"/>
+          </w:tcPr>
+          <w:p>
+            <w:pPr/>
+            <w:r>
+              <w:t xml:space="preserve">26, passing on Odoo 18</w:t>
+            </w:r>
+          </w:p>
+        </w:tc>
+      </w:tr>
+    </w:tbl>
+    <w:p>
+      <w:pPr>
         <w:pStyle w:val="Heading2"/>
       </w:pPr>
       <w:r>
@@ -587,6 +974,27 @@
       </w:r>
       <w:r>
         <w:t xml:space="preserve"> on the app. There are no data migrations.</w:t>
+      </w:r>
+    </w:p>
+    <w:p>
+      <w:pPr/>
+      <w:r>
+        <w:rPr>
+          <w:b/>
+        </w:rPr>
+        <w:t xml:space="preserve">Moving a database to a newer Odoo version (16 → 17 → 18):</w:t>
+      </w:r>
+      <w:r>
+        <w:t xml:space="preserve"> the module's own tables and fields are identical in all editions, so it needs no migration script. Upgrade the database with Odoo's upgrade service (or OpenUpgrade), then put the matching zip in your add-ons path and click </w:t>
+      </w:r>
+      <w:r>
+        <w:rPr>
+          <w:b/>
+        </w:rPr>
+        <w:t xml:space="preserve">Upgrade</w:t>
+      </w:r>
+      <w:r>
+        <w:t xml:space="preserve"> on the app. PRET logs, links to transfers and credit notes, and the sequence are kept. Try it on a copy of the database first: each edition was tested on fresh databases, not on migrated ones.</w:t>
       </w:r>
     </w:p>
     <w:p>
@@ -1047,9 +1455,9 @@
         <w:tblLook w:val="04A0" w:firstRow="1" w:lastRow="0" w:firstColumn="0" w:lastColumn="0" w:noHBand="0" w:noVBand="1"/>
       </w:tblPr>
       <w:tblGrid>
-        <w:gridCol w:w="3084"/>
+        <w:gridCol w:w="1858"/>
         <w:gridCol w:w="2769"/>
-        <w:gridCol w:w="3507"/>
+        <w:gridCol w:w="4733"/>
       </w:tblGrid>
       <w:tr>
         <w:trPr>
@@ -1057,7 +1465,7 @@
         </w:trPr>
         <w:tc>
           <w:tcPr>
-            <w:tcW w:w="3084" w:type="dxa"/>
+            <w:tcW w:w="1858" w:type="dxa"/>
             <w:shd w:val="clear" w:color="auto" w:fill="F2F2F2"/>
           </w:tcPr>
           <w:p>
@@ -1081,7 +1489,7 @@
         </w:tc>
         <w:tc>
           <w:tcPr>
-            <w:tcW w:w="3507" w:type="dxa"/>
+            <w:tcW w:w="4733" w:type="dxa"/>
             <w:shd w:val="clear" w:color="auto" w:fill="F2F2F2"/>
           </w:tcPr>
           <w:p>
@@ -1095,7 +1503,7 @@
       <w:tr>
         <w:tc>
           <w:tcPr>
-            <w:tcW w:w="3084" w:type="dxa"/>
+            <w:tcW w:w="1858" w:type="dxa"/>
           </w:tcPr>
           <w:p>
             <w:pPr/>
@@ -1117,7 +1525,7 @@
         </w:tc>
         <w:tc>
           <w:tcPr>
-            <w:tcW w:w="3507" w:type="dxa"/>
+            <w:tcW w:w="4733" w:type="dxa"/>
           </w:tcPr>
           <w:p>
             <w:pPr/>
@@ -1130,12 +1538,12 @@
       <w:tr>
         <w:tc>
           <w:tcPr>
-            <w:tcW w:w="3084" w:type="dxa"/>
-          </w:tcPr>
-          <w:p>
-            <w:pPr/>
-            <w:r>
-              <w:t xml:space="preserve">Received / Not Billed</w:t>
+            <w:tcW w:w="1858" w:type="dxa"/>
+          </w:tcPr>
+          <w:p>
+            <w:pPr/>
+            <w:r>
+              <w:t xml:space="preserve">Not Billed</w:t>
             </w:r>
           </w:p>
         </w:tc>
@@ -1152,7 +1560,7 @@
         </w:tc>
         <w:tc>
           <w:tcPr>
-            <w:tcW w:w="3507" w:type="dxa"/>
+            <w:tcW w:w="4733" w:type="dxa"/>
           </w:tcPr>
           <w:p>
             <w:pPr/>
@@ -1165,12 +1573,12 @@
       <w:tr>
         <w:tc>
           <w:tcPr>
-            <w:tcW w:w="3084" w:type="dxa"/>
-          </w:tcPr>
-          <w:p>
-            <w:pPr/>
-            <w:r>
-              <w:t xml:space="preserve">Received / Partially Billed</w:t>
+            <w:tcW w:w="1858" w:type="dxa"/>
+          </w:tcPr>
+          <w:p>
+            <w:pPr/>
+            <w:r>
+              <w:t xml:space="preserve">Partially Billed</w:t>
             </w:r>
           </w:p>
         </w:tc>
@@ -1187,7 +1595,7 @@
         </w:tc>
         <w:tc>
           <w:tcPr>
-            <w:tcW w:w="3507" w:type="dxa"/>
+            <w:tcW w:w="4733" w:type="dxa"/>
           </w:tcPr>
           <w:p>
             <w:pPr/>
@@ -1200,12 +1608,12 @@
       <w:tr>
         <w:tc>
           <w:tcPr>
-            <w:tcW w:w="3084" w:type="dxa"/>
-          </w:tcPr>
-          <w:p>
-            <w:pPr/>
-            <w:r>
-              <w:t xml:space="preserve">Received / Billed</w:t>
+            <w:tcW w:w="1858" w:type="dxa"/>
+          </w:tcPr>
+          <w:p>
+            <w:pPr/>
+            <w:r>
+              <w:t xml:space="preserve">Billed</w:t>
             </w:r>
           </w:p>
         </w:tc>
@@ -1222,7 +1630,7 @@
         </w:tc>
         <w:tc>
           <w:tcPr>
-            <w:tcW w:w="3507" w:type="dxa"/>
+            <w:tcW w:w="4733" w:type="dxa"/>
           </w:tcPr>
           <w:p>
             <w:pPr/>
@@ -2116,6 +2524,39 @@
     <w:p>
       <w:pPr/>
       <w:r>
+        <w:t xml:space="preserve">On Odoo 17 and 18 the </w:t>
+      </w:r>
+      <w:r>
+        <w:rPr>
+          <w:b/>
+        </w:rPr>
+        <w:t xml:space="preserve">Action</w:t>
+      </w:r>
+      <w:r>
+        <w:t xml:space="preserve"> cell shows </w:t>
+      </w:r>
+      <w:r>
+        <w:rPr>
+          <w:i/>
+        </w:rPr>
+        <w:t xml:space="preserve">Keep</w:t>
+      </w:r>
+      <w:r>
+        <w:t xml:space="preserve"> or </w:t>
+      </w:r>
+      <w:r>
+        <w:rPr>
+          <w:i/>
+        </w:rPr>
+        <w:t xml:space="preserve">Return</w:t>
+      </w:r>
+      <w:r>
+        <w:t xml:space="preserve"> as text. Click the row to edit it, then pick a pill. Typing a quantity still switches the line automatically.</w:t>
+      </w:r>
+    </w:p>
+    <w:p>
+      <w:pPr/>
+      <w:r>
         <w:rPr>
           <w:b/>
         </w:rPr>
@@ -2170,7 +2611,7 @@
         <w:rPr>
           <w:i/>
         </w:rPr>
-        <w:t xml:space="preserve">Received / Billed</w:t>
+        <w:t xml:space="preserve">Billed</w:t>
       </w:r>
       <w:r>
         <w:t xml:space="preserve"> and a SKU prefix, then click </w:t>
@@ -2458,6 +2899,399 @@
     </w:p>
     <w:p>
       <w:pPr>
+        <w:pStyle w:val="Heading3"/>
+      </w:pPr>
+      <w:r>
+        <w:t xml:space="preserve">4.6 Starting from a receipt</w:t>
+      </w:r>
+    </w:p>
+    <w:p>
+      <w:pPr/>
+      <w:r>
+        <w:t xml:space="preserve">The same </w:t>
+      </w:r>
+      <w:r>
+        <w:rPr>
+          <w:b/>
+        </w:rPr>
+        <w:t xml:space="preserve">Return / Refund</w:t>
+      </w:r>
+      <w:r>
+        <w:t xml:space="preserve"> button appears on a validated PO receipt, next to Odoo's own </w:t>
+      </w:r>
+      <w:r>
+        <w:rPr>
+          <w:b/>
+        </w:rPr>
+        <w:t xml:space="preserve">Return</w:t>
+      </w:r>
+      <w:r>
+        <w:t xml:space="preserve"> button. From a receipt, the wizard lists and returns only what that receipt brought in.</w:t>
+      </w:r>
+    </w:p>
+    <w:tbl>
+      <w:tblPr>
+        <w:tblStyle w:val="TableGrid"/>
+        <w:tblW w:w="0" w:type="auto"/>
+        <w:tblLayout w:type="fixed"/>
+        <w:tblLook w:val="04A0" w:firstRow="1" w:lastRow="0" w:firstColumn="0" w:lastColumn="0" w:noHBand="0" w:noVBand="1"/>
+      </w:tblPr>
+      <w:tblGrid>
+        <w:gridCol w:w="2770"/>
+        <w:gridCol w:w="2819"/>
+        <w:gridCol w:w="3770"/>
+      </w:tblGrid>
+      <w:tr>
+        <w:trPr>
+          <w:tblHeader/>
+        </w:trPr>
+        <w:tc>
+          <w:tcPr>
+            <w:tcW w:w="2770" w:type="dxa"/>
+            <w:shd w:val="clear" w:color="auto" w:fill="F2F2F2"/>
+          </w:tcPr>
+          <w:p>
+            <w:pPr/>
+          </w:p>
+        </w:tc>
+        <w:tc>
+          <w:tcPr>
+            <w:tcW w:w="2819" w:type="dxa"/>
+            <w:shd w:val="clear" w:color="auto" w:fill="F2F2F2"/>
+          </w:tcPr>
+          <w:p>
+            <w:pPr/>
+            <w:r>
+              <w:t xml:space="preserve">From the Purchase Order</w:t>
+            </w:r>
+          </w:p>
+        </w:tc>
+        <w:tc>
+          <w:tcPr>
+            <w:tcW w:w="3770" w:type="dxa"/>
+            <w:shd w:val="clear" w:color="auto" w:fill="F2F2F2"/>
+          </w:tcPr>
+          <w:p>
+            <w:pPr/>
+            <w:r>
+              <w:t xml:space="preserve">From a receipt</w:t>
+            </w:r>
+          </w:p>
+        </w:tc>
+      </w:tr>
+      <w:tr>
+        <w:tc>
+          <w:tcPr>
+            <w:tcW w:w="2770" w:type="dxa"/>
+          </w:tcPr>
+          <w:p>
+            <w:pPr/>
+            <w:r>
+              <w:t xml:space="preserve">Lines listed</w:t>
+            </w:r>
+          </w:p>
+        </w:tc>
+        <w:tc>
+          <w:tcPr>
+            <w:tcW w:w="2819" w:type="dxa"/>
+          </w:tcPr>
+          <w:p>
+            <w:pPr/>
+            <w:r>
+              <w:t xml:space="preserve">All stockable and consumable PO lines</w:t>
+            </w:r>
+          </w:p>
+        </w:tc>
+        <w:tc>
+          <w:tcPr>
+            <w:tcW w:w="3770" w:type="dxa"/>
+          </w:tcPr>
+          <w:p>
+            <w:pPr/>
+            <w:r>
+              <w:t xml:space="preserve">Only PO lines received in this receipt</w:t>
+            </w:r>
+          </w:p>
+        </w:tc>
+      </w:tr>
+      <w:tr>
+        <w:tc>
+          <w:tcPr>
+            <w:tcW w:w="2770" w:type="dxa"/>
+          </w:tcPr>
+          <w:p>
+            <w:pPr/>
+            <w:r>
+              <w:t xml:space="preserve">Returnable limit</w:t>
+            </w:r>
+          </w:p>
+        </w:tc>
+        <w:tc>
+          <w:tcPr>
+            <w:tcW w:w="2819" w:type="dxa"/>
+          </w:tcPr>
+          <w:p>
+            <w:pPr/>
+            <w:r>
+              <w:t xml:space="preserve">All receipts of the PO</w:t>
+            </w:r>
+          </w:p>
+        </w:tc>
+        <w:tc>
+          <w:tcPr>
+            <w:tcW w:w="3770" w:type="dxa"/>
+          </w:tcPr>
+          <w:p>
+            <w:pPr/>
+            <w:r>
+              <w:t xml:space="preserve">This receipt only (extra </w:t>
+            </w:r>
+            <w:r>
+              <w:rPr>
+                <w:b/>
+              </w:rPr>
+              <w:t xml:space="preserve">In This Receipt</w:t>
+            </w:r>
+            <w:r>
+              <w:t xml:space="preserve"> column)</w:t>
+            </w:r>
+          </w:p>
+        </w:tc>
+      </w:tr>
+      <w:tr>
+        <w:tc>
+          <w:tcPr>
+            <w:tcW w:w="2770" w:type="dxa"/>
+          </w:tcPr>
+          <w:p>
+            <w:pPr/>
+            <w:r>
+              <w:t xml:space="preserve">Return transfer points at</w:t>
+            </w:r>
+          </w:p>
+        </w:tc>
+        <w:tc>
+          <w:tcPr>
+            <w:tcW w:w="2819" w:type="dxa"/>
+          </w:tcPr>
+          <w:p>
+            <w:pPr/>
+            <w:r>
+              <w:t xml:space="preserve">Newest receipts first (LIFO)</w:t>
+            </w:r>
+          </w:p>
+        </w:tc>
+        <w:tc>
+          <w:tcPr>
+            <w:tcW w:w="3770" w:type="dxa"/>
+          </w:tcPr>
+          <w:p>
+            <w:pPr/>
+            <w:r>
+              <w:t xml:space="preserve">Always this receipt</w:t>
+            </w:r>
+          </w:p>
+        </w:tc>
+      </w:tr>
+      <w:tr>
+        <w:tc>
+          <w:tcPr>
+            <w:tcW w:w="2770" w:type="dxa"/>
+          </w:tcPr>
+          <w:p>
+            <w:pPr/>
+            <w:r>
+              <w:t xml:space="preserve">Billing and credit</w:t>
+            </w:r>
+          </w:p>
+        </w:tc>
+        <w:tc>
+          <w:tcPr>
+            <w:tcW w:w="2819" w:type="dxa"/>
+          </w:tcPr>
+          <w:p>
+            <w:pPr/>
+            <w:r>
+              <w:t xml:space="preserve">PO-line level</w:t>
+            </w:r>
+          </w:p>
+        </w:tc>
+        <w:tc>
+          <w:tcPr>
+            <w:tcW w:w="3770" w:type="dxa"/>
+          </w:tcPr>
+          <w:p>
+            <w:pPr/>
+            <w:r>
+              <w:t xml:space="preserve">PO-line level (same formula)</w:t>
+            </w:r>
+          </w:p>
+        </w:tc>
+      </w:tr>
+      <w:tr>
+        <w:tc>
+          <w:tcPr>
+            <w:tcW w:w="2770" w:type="dxa"/>
+          </w:tcPr>
+          <w:p>
+            <w:pPr/>
+            <w:r>
+              <w:t xml:space="preserve">Smart button</w:t>
+            </w:r>
+          </w:p>
+        </w:tc>
+        <w:tc>
+          <w:tcPr>
+            <w:tcW w:w="2819" w:type="dxa"/>
+          </w:tcPr>
+          <w:p>
+            <w:pPr/>
+            <w:r>
+              <w:rPr>
+                <w:b/>
+              </w:rPr>
+              <w:t xml:space="preserve">Returns</w:t>
+            </w:r>
+            <w:r>
+              <w:t xml:space="preserve"> on the PO</w:t>
+            </w:r>
+          </w:p>
+        </w:tc>
+        <w:tc>
+          <w:tcPr>
+            <w:tcW w:w="3770" w:type="dxa"/>
+          </w:tcPr>
+          <w:p>
+            <w:pPr/>
+            <w:r>
+              <w:rPr>
+                <w:b/>
+              </w:rPr>
+              <w:t xml:space="preserve">PO Returns</w:t>
+            </w:r>
+            <w:r>
+              <w:t xml:space="preserve"> on the receipt, plus Returns on the PO</w:t>
+            </w:r>
+          </w:p>
+        </w:tc>
+      </w:tr>
+    </w:tbl>
+    <w:p>
+      <w:pPr/>
+      <w:r>
+        <w:rPr>
+          <w:b/>
+        </w:rPr>
+        <w:t xml:space="preserve">When the button is hidden or refused:</w:t>
+      </w:r>
+    </w:p>
+    <w:p>
+      <w:pPr>
+        <w:pStyle w:val="ListParagraph"/>
+        <w:numPr>
+          <w:ilvl w:val="0"/>
+          <w:numId w:val="13"/>
+        </w:numPr>
+      </w:pPr>
+      <w:r>
+        <w:t xml:space="preserve">The receipt is not </w:t>
+      </w:r>
+      <w:r>
+        <w:rPr>
+          <w:b/>
+        </w:rPr>
+        <w:t xml:space="preserve">Done</w:t>
+      </w:r>
+      <w:r>
+        <w:t xml:space="preserve"> (draft, waiting, ready or cancelled).</w:t>
+      </w:r>
+    </w:p>
+    <w:p>
+      <w:pPr>
+        <w:pStyle w:val="ListParagraph"/>
+        <w:numPr>
+          <w:ilvl w:val="0"/>
+          <w:numId w:val="13"/>
+        </w:numPr>
+      </w:pPr>
+      <w:r>
+        <w:t xml:space="preserve">The transfer is not a vendor receipt: a return to vendor, a delivery, an internal transfer, or a dropship.</w:t>
+      </w:r>
+    </w:p>
+    <w:p>
+      <w:pPr>
+        <w:pStyle w:val="ListParagraph"/>
+        <w:numPr>
+          <w:ilvl w:val="0"/>
+          <w:numId w:val="13"/>
+        </w:numPr>
+      </w:pPr>
+      <w:r>
+        <w:t xml:space="preserve">No product on the receipt is linked to a PO line (manual receipt). Use the standard </w:t>
+      </w:r>
+      <w:r>
+        <w:rPr>
+          <w:b/>
+        </w:rPr>
+        <w:t xml:space="preserve">Return</w:t>
+      </w:r>
+      <w:r>
+        <w:t xml:space="preserve"> button.</w:t>
+      </w:r>
+    </w:p>
+    <w:p>
+      <w:pPr>
+        <w:pStyle w:val="ListParagraph"/>
+        <w:numPr>
+          <w:ilvl w:val="0"/>
+          <w:numId w:val="13"/>
+        </w:numPr>
+      </w:pPr>
+      <w:r>
+        <w:t xml:space="preserve">The receipt mixes products from </w:t>
+      </w:r>
+      <w:r>
+        <w:rPr>
+          <w:b/>
+        </w:rPr>
+        <w:t xml:space="preserve">several purchase orders</w:t>
+      </w:r>
+      <w:r>
+        <w:t xml:space="preserve">. Return from each PO instead.</w:t>
+      </w:r>
+    </w:p>
+    <w:p>
+      <w:pPr>
+        <w:pStyle w:val="ListParagraph"/>
+        <w:numPr>
+          <w:ilvl w:val="0"/>
+          <w:numId w:val="13"/>
+        </w:numPr>
+      </w:pPr>
+      <w:r>
+        <w:t xml:space="preserve">Everything received has already been returned or is on a pending return.</w:t>
+      </w:r>
+    </w:p>
+    <w:p>
+      <w:pPr>
+        <w:pStyle w:val="ListParagraph"/>
+        <w:numPr>
+          <w:ilvl w:val="0"/>
+          <w:numId w:val="13"/>
+        </w:numPr>
+      </w:pPr>
+      <w:r>
+        <w:t xml:space="preserve">The user lacks the Process Returns group.</w:t>
+      </w:r>
+    </w:p>
+    <w:p>
+      <w:pPr/>
+      <w:r>
+        <w:t xml:space="preserve">Products added to a receipt by hand, with no PO line, are left out of the list and a banner gives their count. They cannot be credited through the PO.</w:t>
+      </w:r>
+    </w:p>
+    <w:p>
+      <w:pPr>
         <w:pStyle w:val="Heading2"/>
       </w:pPr>
       <w:r>
@@ -2501,7 +3335,7 @@
         <w:pStyle w:val="ListParagraph"/>
         <w:numPr>
           <w:ilvl w:val="0"/>
-          <w:numId w:val="13"/>
+          <w:numId w:val="14"/>
         </w:numPr>
       </w:pPr>
       <w:r>
@@ -2522,7 +3356,7 @@
         <w:pStyle w:val="ListParagraph"/>
         <w:numPr>
           <w:ilvl w:val="0"/>
-          <w:numId w:val="13"/>
+          <w:numId w:val="14"/>
         </w:numPr>
       </w:pPr>
       <w:r>
@@ -2543,7 +3377,7 @@
         <w:pStyle w:val="ListParagraph"/>
         <w:numPr>
           <w:ilvl w:val="0"/>
-          <w:numId w:val="13"/>
+          <w:numId w:val="14"/>
         </w:numPr>
       </w:pPr>
       <w:r>
@@ -2555,7 +3389,7 @@
         <w:pStyle w:val="ListParagraph"/>
         <w:numPr>
           <w:ilvl w:val="0"/>
-          <w:numId w:val="13"/>
+          <w:numId w:val="14"/>
         </w:numPr>
       </w:pPr>
       <w:r>
@@ -2567,7 +3401,7 @@
         <w:pStyle w:val="ListParagraph"/>
         <w:numPr>
           <w:ilvl w:val="0"/>
-          <w:numId w:val="13"/>
+          <w:numId w:val="14"/>
         </w:numPr>
       </w:pPr>
       <w:r>
@@ -2579,7 +3413,7 @@
         <w:pStyle w:val="ListParagraph"/>
         <w:numPr>
           <w:ilvl w:val="0"/>
-          <w:numId w:val="13"/>
+          <w:numId w:val="14"/>
         </w:numPr>
       </w:pPr>
       <w:r>
@@ -2614,7 +3448,7 @@
         <w:pStyle w:val="ListParagraph"/>
         <w:numPr>
           <w:ilvl w:val="0"/>
-          <w:numId w:val="14"/>
+          <w:numId w:val="15"/>
         </w:numPr>
       </w:pPr>
       <w:r>
@@ -2653,7 +3487,7 @@
         <w:pStyle w:val="ListParagraph"/>
         <w:numPr>
           <w:ilvl w:val="0"/>
-          <w:numId w:val="14"/>
+          <w:numId w:val="15"/>
         </w:numPr>
       </w:pPr>
       <w:r>
@@ -2665,7 +3499,7 @@
         <w:pStyle w:val="ListParagraph"/>
         <w:numPr>
           <w:ilvl w:val="0"/>
-          <w:numId w:val="14"/>
+          <w:numId w:val="15"/>
         </w:numPr>
       </w:pPr>
       <w:r>
@@ -2695,7 +3529,7 @@
         <w:pStyle w:val="ListParagraph"/>
         <w:numPr>
           <w:ilvl w:val="0"/>
-          <w:numId w:val="14"/>
+          <w:numId w:val="15"/>
         </w:numPr>
       </w:pPr>
       <w:r>
@@ -2722,7 +3556,7 @@
         <w:pStyle w:val="ListParagraph"/>
         <w:numPr>
           <w:ilvl w:val="0"/>
-          <w:numId w:val="14"/>
+          <w:numId w:val="15"/>
         </w:numPr>
       </w:pPr>
       <w:r>
@@ -2751,7 +3585,7 @@
         <w:pStyle w:val="ListParagraph"/>
         <w:numPr>
           <w:ilvl w:val="0"/>
-          <w:numId w:val="15"/>
+          <w:numId w:val="16"/>
         </w:numPr>
       </w:pPr>
       <w:r>
@@ -2763,7 +3597,7 @@
         <w:pStyle w:val="ListParagraph"/>
         <w:numPr>
           <w:ilvl w:val="0"/>
-          <w:numId w:val="15"/>
+          <w:numId w:val="16"/>
         </w:numPr>
       </w:pPr>
       <w:r>
@@ -2784,7 +3618,7 @@
         <w:pStyle w:val="ListParagraph"/>
         <w:numPr>
           <w:ilvl w:val="0"/>
-          <w:numId w:val="15"/>
+          <w:numId w:val="16"/>
         </w:numPr>
       </w:pPr>
       <w:r>
@@ -4092,7 +4926,7 @@
         <w:pStyle w:val="ListParagraph"/>
         <w:numPr>
           <w:ilvl w:val="0"/>
-          <w:numId w:val="16"/>
+          <w:numId w:val="17"/>
         </w:numPr>
       </w:pPr>
       <w:r>
@@ -4102,7 +4936,7 @@
         <w:rPr>
           <w:b/>
         </w:rPr>
-        <w:t xml:space="preserve">Received / Not Billed</w:t>
+        <w:t xml:space="preserve">Not Billed</w:t>
       </w:r>
       <w:r>
         <w:t xml:space="preserve">.</w:t>
@@ -4113,7 +4947,7 @@
         <w:pStyle w:val="ListParagraph"/>
         <w:numPr>
           <w:ilvl w:val="0"/>
-          <w:numId w:val="16"/>
+          <w:numId w:val="17"/>
         </w:numPr>
       </w:pPr>
       <w:r>
@@ -4143,7 +4977,7 @@
         <w:pStyle w:val="ListParagraph"/>
         <w:numPr>
           <w:ilvl w:val="0"/>
-          <w:numId w:val="16"/>
+          <w:numId w:val="17"/>
         </w:numPr>
       </w:pPr>
       <w:r>
@@ -4164,7 +4998,7 @@
         <w:pStyle w:val="ListParagraph"/>
         <w:numPr>
           <w:ilvl w:val="0"/>
-          <w:numId w:val="16"/>
+          <w:numId w:val="17"/>
         </w:numPr>
       </w:pPr>
       <w:r>
@@ -4199,7 +5033,7 @@
         <w:pStyle w:val="ListParagraph"/>
         <w:numPr>
           <w:ilvl w:val="0"/>
-          <w:numId w:val="17"/>
+          <w:numId w:val="18"/>
         </w:numPr>
       </w:pPr>
       <w:r>
@@ -4209,7 +5043,7 @@
         <w:rPr>
           <w:b/>
         </w:rPr>
-        <w:t xml:space="preserve">Received / Billed</w:t>
+        <w:t xml:space="preserve">Billed</w:t>
       </w:r>
       <w:r>
         <w:t xml:space="preserve">.</w:t>
@@ -4220,7 +5054,7 @@
         <w:pStyle w:val="ListParagraph"/>
         <w:numPr>
           <w:ilvl w:val="0"/>
-          <w:numId w:val="17"/>
+          <w:numId w:val="18"/>
         </w:numPr>
       </w:pPr>
       <w:r>
@@ -4232,7 +5066,7 @@
         <w:pStyle w:val="ListParagraph"/>
         <w:numPr>
           <w:ilvl w:val="0"/>
-          <w:numId w:val="17"/>
+          <w:numId w:val="18"/>
         </w:numPr>
       </w:pPr>
       <w:r>
@@ -4253,7 +5087,7 @@
         <w:pStyle w:val="ListParagraph"/>
         <w:numPr>
           <w:ilvl w:val="0"/>
-          <w:numId w:val="17"/>
+          <w:numId w:val="18"/>
         </w:numPr>
       </w:pPr>
       <w:r>
@@ -4591,7 +5425,7 @@
         <w:pStyle w:val="ListParagraph"/>
         <w:numPr>
           <w:ilvl w:val="0"/>
-          <w:numId w:val="18"/>
+          <w:numId w:val="19"/>
         </w:numPr>
       </w:pPr>
       <w:r>
@@ -4603,7 +5437,7 @@
         <w:pStyle w:val="ListParagraph"/>
         <w:numPr>
           <w:ilvl w:val="0"/>
-          <w:numId w:val="18"/>
+          <w:numId w:val="19"/>
         </w:numPr>
       </w:pPr>
       <w:r>
@@ -4615,7 +5449,7 @@
         <w:pStyle w:val="ListParagraph"/>
         <w:numPr>
           <w:ilvl w:val="0"/>
-          <w:numId w:val="18"/>
+          <w:numId w:val="19"/>
         </w:numPr>
       </w:pPr>
       <w:r>
@@ -4901,7 +5735,7 @@
         <w:pStyle w:val="ListParagraph"/>
         <w:numPr>
           <w:ilvl w:val="0"/>
-          <w:numId w:val="19"/>
+          <w:numId w:val="20"/>
         </w:numPr>
       </w:pPr>
       <w:r>
@@ -4913,7 +5747,7 @@
         <w:pStyle w:val="ListParagraph"/>
         <w:numPr>
           <w:ilvl w:val="0"/>
-          <w:numId w:val="19"/>
+          <w:numId w:val="20"/>
         </w:numPr>
       </w:pPr>
       <w:r>
@@ -4941,7 +5775,7 @@
         <w:pStyle w:val="ListParagraph"/>
         <w:numPr>
           <w:ilvl w:val="0"/>
-          <w:numId w:val="20"/>
+          <w:numId w:val="21"/>
         </w:numPr>
       </w:pPr>
       <w:r>
@@ -4953,7 +5787,7 @@
         <w:pStyle w:val="ListParagraph"/>
         <w:numPr>
           <w:ilvl w:val="0"/>
-          <w:numId w:val="20"/>
+          <w:numId w:val="21"/>
         </w:numPr>
       </w:pPr>
       <w:r>
@@ -4965,7 +5799,7 @@
         <w:pStyle w:val="ListParagraph"/>
         <w:numPr>
           <w:ilvl w:val="0"/>
-          <w:numId w:val="20"/>
+          <w:numId w:val="21"/>
         </w:numPr>
       </w:pPr>
       <w:r>
@@ -4986,7 +5820,7 @@
         <w:pStyle w:val="ListParagraph"/>
         <w:numPr>
           <w:ilvl w:val="0"/>
-          <w:numId w:val="20"/>
+          <w:numId w:val="21"/>
         </w:numPr>
       </w:pPr>
       <w:r>
@@ -5007,7 +5841,7 @@
         <w:pStyle w:val="ListParagraph"/>
         <w:numPr>
           <w:ilvl w:val="0"/>
-          <w:numId w:val="20"/>
+          <w:numId w:val="21"/>
         </w:numPr>
       </w:pPr>
       <w:r>
@@ -5466,7 +6300,7 @@
         <w:pStyle w:val="ListParagraph"/>
         <w:numPr>
           <w:ilvl w:val="0"/>
-          <w:numId w:val="21"/>
+          <w:numId w:val="22"/>
         </w:numPr>
       </w:pPr>
       <w:r>
@@ -5484,7 +6318,7 @@
         <w:pStyle w:val="ListParagraph"/>
         <w:numPr>
           <w:ilvl w:val="0"/>
-          <w:numId w:val="21"/>
+          <w:numId w:val="22"/>
         </w:numPr>
       </w:pPr>
       <w:r>
@@ -5529,7 +6363,7 @@
         <w:pStyle w:val="ListParagraph"/>
         <w:numPr>
           <w:ilvl w:val="0"/>
-          <w:numId w:val="21"/>
+          <w:numId w:val="22"/>
         </w:numPr>
       </w:pPr>
       <w:r>
@@ -5556,7 +6390,7 @@
         <w:pStyle w:val="ListParagraph"/>
         <w:numPr>
           <w:ilvl w:val="0"/>
-          <w:numId w:val="21"/>
+          <w:numId w:val="22"/>
         </w:numPr>
       </w:pPr>
       <w:r>
@@ -5686,10 +6520,223 @@
         <w:rPr>
           <w:b/>
         </w:rPr>
+        <w:t xml:space="preserve">Odoo 17 technical notes:</w:t>
+      </w:r>
+      <w:r>
+        <w:t xml:space="preserve"> stock quantities use </w:t>
+      </w:r>
+      <w:r>
+        <w:rPr>
+          <w:rStyle w:val="CodeChar"/>
+        </w:rPr>
+        <w:t xml:space="preserve">stock.move.quantity</w:t>
+      </w:r>
+      <w:r>
+        <w:t xml:space="preserve"> with the </w:t>
+      </w:r>
+      <w:r>
+        <w:rPr>
+          <w:rStyle w:val="CodeChar"/>
+        </w:rPr>
+        <w:t xml:space="preserve">picked</w:t>
+      </w:r>
+      <w:r>
+        <w:t xml:space="preserve"> flag, replacing v16's </w:t>
+      </w:r>
+      <w:r>
+        <w:rPr>
+          <w:rStyle w:val="CodeChar"/>
+        </w:rPr>
+        <w:t xml:space="preserve">quantity_done</w:t>
+      </w:r>
+      <w:r>
+        <w:t xml:space="preserve"> and move-line </w:t>
+      </w:r>
+      <w:r>
+        <w:rPr>
+          <w:rStyle w:val="CodeChar"/>
+        </w:rPr>
+        <w:t xml:space="preserve">qty_done</w:t>
+      </w:r>
+      <w:r>
+        <w:t xml:space="preserve">/</w:t>
+      </w:r>
+      <w:r>
+        <w:rPr>
+          <w:rStyle w:val="CodeChar"/>
+        </w:rPr>
+        <w:t xml:space="preserve">reserved_uom_qty</w:t>
+      </w:r>
+      <w:r>
+        <w:t xml:space="preserve">. Return transfers are validated by marking the reserved moves as picked. Views use v17 inline expressions (</w:t>
+      </w:r>
+      <w:r>
+        <w:rPr>
+          <w:rStyle w:val="CodeChar"/>
+        </w:rPr>
+        <w:t xml:space="preserve">invisible="state != 'review'"</w:t>
+      </w:r>
+      <w:r>
+        <w:t xml:space="preserve">) instead of </w:t>
+      </w:r>
+      <w:r>
+        <w:rPr>
+          <w:rStyle w:val="CodeChar"/>
+        </w:rPr>
+        <w:t xml:space="preserve">attrs</w:t>
+      </w:r>
+      <w:r>
+        <w:t xml:space="preserve">, and hidden list columns use </w:t>
+      </w:r>
+      <w:r>
+        <w:rPr>
+          <w:rStyle w:val="CodeChar"/>
+        </w:rPr>
+        <w:t xml:space="preserve">column_invisible</w:t>
+      </w:r>
+      <w:r>
+        <w:t xml:space="preserve">.</w:t>
+      </w:r>
+    </w:p>
+    <w:p>
+      <w:pPr/>
+      <w:r>
+        <w:rPr>
+          <w:b/>
+        </w:rPr>
+        <w:t xml:space="preserve">Odoo 18 technical notes:</w:t>
+      </w:r>
+      <w:r>
+        <w:t xml:space="preserve"> list views use </w:t>
+      </w:r>
+      <w:r>
+        <w:rPr>
+          <w:rStyle w:val="CodeChar"/>
+        </w:rPr>
+        <w:t xml:space="preserve">&lt;list&gt;</w:t>
+      </w:r>
+      <w:r>
+        <w:t xml:space="preserve"> instead of </w:t>
+      </w:r>
+      <w:r>
+        <w:rPr>
+          <w:rStyle w:val="CodeChar"/>
+        </w:rPr>
+        <w:t xml:space="preserve">&lt;tree&gt;</w:t>
+      </w:r>
+      <w:r>
+        <w:t xml:space="preserve">, and actions use </w:t>
+      </w:r>
+      <w:r>
+        <w:rPr>
+          <w:rStyle w:val="CodeChar"/>
+        </w:rPr>
+        <w:t xml:space="preserve">view_mode</w:t>
+      </w:r>
+      <w:r>
+        <w:t xml:space="preserve"> </w:t>
+      </w:r>
+      <w:r>
+        <w:rPr>
+          <w:rStyle w:val="CodeChar"/>
+        </w:rPr>
+        <w:t xml:space="preserve">list,form</w:t>
+      </w:r>
+      <w:r>
+        <w:t xml:space="preserve">. Product filtering uses </w:t>
+      </w:r>
+      <w:r>
+        <w:rPr>
+          <w:rStyle w:val="CodeChar"/>
+        </w:rPr>
+        <w:t xml:space="preserve">type == "consu"</w:t>
+      </w:r>
+      <w:r>
+        <w:t xml:space="preserve">, because v18 removed </w:t>
+      </w:r>
+      <w:r>
+        <w:rPr>
+          <w:rStyle w:val="CodeChar"/>
+        </w:rPr>
+        <w:t xml:space="preserve">detailed_type</w:t>
+      </w:r>
+      <w:r>
+        <w:t xml:space="preserve"> and the separate </w:t>
+      </w:r>
+      <w:r>
+        <w:rPr>
+          <w:i/>
+        </w:rPr>
+        <w:t xml:space="preserve">storable</w:t>
+      </w:r>
+      <w:r>
+        <w:t xml:space="preserve"> type (tracking is now the </w:t>
+      </w:r>
+      <w:r>
+        <w:rPr>
+          <w:rStyle w:val="CodeChar"/>
+        </w:rPr>
+        <w:t xml:space="preserve">is_storable</w:t>
+      </w:r>
+      <w:r>
+        <w:t xml:space="preserve"> flag). Return transfers are created with </w:t>
+      </w:r>
+      <w:r>
+        <w:rPr>
+          <w:rStyle w:val="CodeChar"/>
+        </w:rPr>
+        <w:t xml:space="preserve">stock.return.picking._create_return()</w:t>
+      </w:r>
+      <w:r>
+        <w:t xml:space="preserve">, which returns the picking (v17's </w:t>
+      </w:r>
+      <w:r>
+        <w:rPr>
+          <w:rStyle w:val="CodeChar"/>
+        </w:rPr>
+        <w:t xml:space="preserve">_create_returns()</w:t>
+      </w:r>
+      <w:r>
+        <w:t xml:space="preserve"> returned an id and a type). The v18 return wizard no longer has a </w:t>
+      </w:r>
+      <w:r>
+        <w:rPr>
+          <w:rStyle w:val="CodeChar"/>
+        </w:rPr>
+        <w:t xml:space="preserve">location_id</w:t>
+      </w:r>
+      <w:r>
+        <w:t xml:space="preserve"> field, so the module no longer sets it. The account test base's </w:t>
+      </w:r>
+      <w:r>
+        <w:rPr>
+          <w:rStyle w:val="CodeChar"/>
+        </w:rPr>
+        <w:t xml:space="preserve">setUpClass()</w:t>
+      </w:r>
+      <w:r>
+        <w:t xml:space="preserve"> takes no </w:t>
+      </w:r>
+      <w:r>
+        <w:rPr>
+          <w:rStyle w:val="CodeChar"/>
+        </w:rPr>
+        <w:t xml:space="preserve">chart_template_ref</w:t>
+      </w:r>
+      <w:r>
+        <w:t xml:space="preserve"> argument.</w:t>
+      </w:r>
+    </w:p>
+    <w:p>
+      <w:pPr/>
+      <w:r>
+        <w:rPr>
+          <w:b/>
+        </w:rPr>
         <w:t xml:space="preserve">Running the tests</w:t>
       </w:r>
       <w:r>
-        <w:t xml:space="preserve"> (17 cases, </w:t>
+        <w:t xml:space="preserve"> (26 cases, </w:t>
       </w:r>
       <w:r>
         <w:rPr>
@@ -5774,6 +6821,192 @@
           <w:p>
             <w:pPr/>
             <w:r>
+              <w:t xml:space="preserve">18.0.1.0.0</w:t>
+            </w:r>
+          </w:p>
+        </w:tc>
+        <w:tc>
+          <w:tcPr>
+            <w:tcW w:w="7444" w:type="dxa"/>
+          </w:tcPr>
+          <w:p>
+            <w:pPr/>
+            <w:r>
+              <w:t xml:space="preserve">Port to Odoo 18: </w:t>
+            </w:r>
+            <w:r>
+              <w:rPr>
+                <w:rStyle w:val="CodeChar"/>
+              </w:rPr>
+              <w:t xml:space="preserve">&lt;list&gt;</w:t>
+            </w:r>
+            <w:r>
+              <w:t xml:space="preserve"> views, </w:t>
+            </w:r>
+            <w:r>
+              <w:rPr>
+                <w:rStyle w:val="CodeChar"/>
+              </w:rPr>
+              <w:t xml:space="preserve">list,form</w:t>
+            </w:r>
+            <w:r>
+              <w:t xml:space="preserve"> actions, goods filter on </w:t>
+            </w:r>
+            <w:r>
+              <w:rPr>
+                <w:rStyle w:val="CodeChar"/>
+              </w:rPr>
+              <w:t xml:space="preserve">type == "consu"</w:t>
+            </w:r>
+            <w:r>
+              <w:t xml:space="preserve">, </w:t>
+            </w:r>
+            <w:r>
+              <w:rPr>
+                <w:rStyle w:val="CodeChar"/>
+              </w:rPr>
+              <w:t xml:space="preserve">_create_return()</w:t>
+            </w:r>
+            <w:r>
+              <w:t xml:space="preserve"> API, </w:t>
+            </w:r>
+            <w:r>
+              <w:rPr>
+                <w:rStyle w:val="CodeChar"/>
+              </w:rPr>
+              <w:t xml:space="preserve">location_id</w:t>
+            </w:r>
+            <w:r>
+              <w:t xml:space="preserve"> removed from return creation, v18 test base. 26 tests pass on Odoo 18. New Odoo 18 screenshots in the app description.</w:t>
+            </w:r>
+          </w:p>
+        </w:tc>
+      </w:tr>
+      <w:tr>
+        <w:tc>
+          <w:tcPr>
+            <w:tcW w:w="1915" w:type="dxa"/>
+          </w:tcPr>
+          <w:p>
+            <w:pPr/>
+            <w:r>
+              <w:t xml:space="preserve">17.0.1.0.1</w:t>
+            </w:r>
+          </w:p>
+        </w:tc>
+        <w:tc>
+          <w:tcPr>
+            <w:tcW w:w="7444" w:type="dxa"/>
+          </w:tcPr>
+          <w:p>
+            <w:pPr/>
+            <w:r>
+              <w:t xml:space="preserve">Fix: the Action column used an unregistered widget name (</w:t>
+            </w:r>
+            <w:r>
+              <w:rPr>
+                <w:rStyle w:val="CodeChar"/>
+              </w:rPr>
+              <w:t xml:space="preserve">badge_selection</w:t>
+            </w:r>
+            <w:r>
+              <w:t xml:space="preserve">), so Odoo showed a plain dropdown. Now </w:t>
+            </w:r>
+            <w:r>
+              <w:rPr>
+                <w:rStyle w:val="CodeChar"/>
+              </w:rPr>
+              <w:t xml:space="preserve">selection_badge</w:t>
+            </w:r>
+            <w:r>
+              <w:t xml:space="preserve"> with a fixed column width, so the Keep and Return pills appear side by side. Screenshots refreshed.</w:t>
+            </w:r>
+          </w:p>
+        </w:tc>
+      </w:tr>
+      <w:tr>
+        <w:tc>
+          <w:tcPr>
+            <w:tcW w:w="1915" w:type="dxa"/>
+          </w:tcPr>
+          <w:p>
+            <w:pPr/>
+            <w:r>
+              <w:t xml:space="preserve">17.0.1.0.0</w:t>
+            </w:r>
+          </w:p>
+        </w:tc>
+        <w:tc>
+          <w:tcPr>
+            <w:tcW w:w="7444" w:type="dxa"/>
+          </w:tcPr>
+          <w:p>
+            <w:pPr/>
+            <w:r>
+              <w:t xml:space="preserve">Port to Odoo 17: stock </w:t>
+            </w:r>
+            <w:r>
+              <w:rPr>
+                <w:rStyle w:val="CodeChar"/>
+              </w:rPr>
+              <w:t xml:space="preserve">quantity</w:t>
+            </w:r>
+            <w:r>
+              <w:t xml:space="preserve">/</w:t>
+            </w:r>
+            <w:r>
+              <w:rPr>
+                <w:rStyle w:val="CodeChar"/>
+              </w:rPr>
+              <w:t xml:space="preserve">picked</w:t>
+            </w:r>
+            <w:r>
+              <w:t xml:space="preserve"> API, v17 view expressions, </w:t>
+            </w:r>
+            <w:r>
+              <w:rPr>
+                <w:rStyle w:val="CodeChar"/>
+              </w:rPr>
+              <w:t xml:space="preserve">column_invisible</w:t>
+            </w:r>
+            <w:r>
+              <w:t xml:space="preserve">. 26 tests pass on Odoo 17. New Odoo 17 screenshots in the app description.</w:t>
+            </w:r>
+          </w:p>
+        </w:tc>
+      </w:tr>
+      <w:tr>
+        <w:tc>
+          <w:tcPr>
+            <w:tcW w:w="1915" w:type="dxa"/>
+          </w:tcPr>
+          <w:p>
+            <w:pPr/>
+            <w:r>
+              <w:t xml:space="preserve">16.0.1.2.0</w:t>
+            </w:r>
+          </w:p>
+        </w:tc>
+        <w:tc>
+          <w:tcPr>
+            <w:tcW w:w="7444" w:type="dxa"/>
+          </w:tcPr>
+          <w:p>
+            <w:pPr/>
+            <w:r>
+              <w:t xml:space="preserve">Return / Refund button on done PO receipts, scoped to that receipt. PO Returns smart button on receipts, Started From Receipt on the log, chatter on both PO and receipt. Shorter status labels, wider wizard, live Marked for Return counter. App description page with screenshots.</w:t>
+            </w:r>
+          </w:p>
+        </w:tc>
+      </w:tr>
+      <w:tr>
+        <w:tc>
+          <w:tcPr>
+            <w:tcW w:w="1915" w:type="dxa"/>
+          </w:tcPr>
+          <w:p>
+            <w:pPr/>
+            <w:r>
               <w:t xml:space="preserve">16.0.1.1.0</w:t>
             </w:r>
           </w:p>
@@ -5785,7 +7018,7 @@
           <w:p>
             <w:pPr/>
             <w:r>
-              <w:t xml:space="preserve">Fix: confirmation screen stuck after a successful return. New Review step with summary. The wizard closes with a notification linking the log, transfers and credit note. Two new tests.</w:t>
+              <w:t xml:space="preserve">Fix: confirmation screen stuck after a successful return. New Review step with summary. The wizard closes with a notification linking the log, transfers and credit note.</w:t>
             </w:r>
           </w:p>
         </w:tc>
@@ -6055,10 +7288,7 @@
     <w:abstractNumId w:val="0"/>
   </w:num>
   <w:num w:numId="16">
-    <w:abstractNumId w:val="1"/>
-    <w:lvlOverride w:ilvl="0">
-      <w:startOverride w:val="1"/>
-    </w:lvlOverride>
+    <w:abstractNumId w:val="0"/>
   </w:num>
   <w:num w:numId="17">
     <w:abstractNumId w:val="1"/>
@@ -6073,12 +7303,18 @@
     </w:lvlOverride>
   </w:num>
   <w:num w:numId="19">
-    <w:abstractNumId w:val="0"/>
+    <w:abstractNumId w:val="1"/>
+    <w:lvlOverride w:ilvl="0">
+      <w:startOverride w:val="1"/>
+    </w:lvlOverride>
   </w:num>
   <w:num w:numId="20">
     <w:abstractNumId w:val="0"/>
   </w:num>
   <w:num w:numId="21">
+    <w:abstractNumId w:val="0"/>
+  </w:num>
+  <w:num w:numId="22">
     <w:abstractNumId w:val="0"/>
   </w:num>
 </w:numbering>
